--- a/02-procedimientos/PROC-SGSI-03 - Procedimiento de rollback.docx
+++ b/02-procedimientos/PROC-SGSI-03 - Procedimiento de rollback.docx
@@ -1587,7 +1587,7 @@
         <w:rPr>
           <w:sz w:val="22"/>
         </w:rPr>
-        <w:t>• SoA – controles 8.8, 8.32 (ISO/IEC 27001:2022)</w:t>
+        <w:t>• SoA – controles 8.13, 8.32 (ISO/IEC 27001:2022)</w:t>
       </w:r>
     </w:p>
     <w:p>

--- a/02-procedimientos/PROC-SGSI-03 - Procedimiento de rollback.docx
+++ b/02-procedimientos/PROC-SGSI-03 - Procedimiento de rollback.docx
@@ -1536,6 +1536,23 @@
       </w:r>
     </w:p>
     <w:p>
+      <w:r>
+        <w:rPr>
+          <w:b/>
+        </w:rPr>
+        <w:t xml:space="preserve">Política base vinculada: </w:t>
+      </w:r>
+      <w:hyperlink r:id="rIdLnkB1" w:history="1">
+        <w:r>
+          <w:rPr>
+            <w:color w:val="0563C1"/>
+            <w:u w:val="single"/>
+          </w:rPr>
+          <w:t xml:space="preserve">POL-SGSI-03 — Política de respaldo y recuperación</w:t>
+        </w:r>
+      </w:hyperlink>
+    </w:p>
+    <w:p>
       <w:pPr>
         <w:spacing w:after="40"/>
       </w:pPr>
